--- a/ujian-sekolah/templates/tpl_skl.docx
+++ b/ujian-sekolah/templates/tpl_skl.docx
@@ -1,490 +1,6 @@
 
-<file path=word/document.xml><?xml version="1.0" encoding="utf-8"?>
-<w:document xmlns:wpc="http://schemas.microsoft.com/office/word/2010/wordprocessingCanvas" xmlns:cx="http://schemas.microsoft.com/office/drawing/2014/chartex" xmlns:cx1="http://schemas.microsoft.com/office/drawing/2015/9/8/chartex" xmlns:cx2="http://schemas.microsoft.com/office/drawing/2015/10/21/chartex" xmlns:cx3="http://schemas.microsoft.com/office/drawing/2016/5/9/chartex" xmlns:cx4="http://schemas.microsoft.com/office/drawing/2016/5/10/chartex" xmlns:cx5="http://schemas.microsoft.com/office/drawing/2016/5/11/chartex" xmlns:cx6="http://schemas.microsoft.com/office/drawing/2016/5/12/chartex" xmlns:cx7="http://schemas.microsoft.com/office/drawing/2016/5/13/chartex" xmlns:cx8="http://schemas.microsoft.com/office/drawing/2016/5/14/chartex" xmlns:mc="http://schemas.openxmlformats.org/markup-compatibility/2006" xmlns:aink="http://schemas.microsoft.com/office/drawing/2016/ink" xmlns:am3d="http://schemas.microsoft.com/office/drawing/2017/model3d" xmlns:o="urn:schemas-microsoft-com:office:office" xmlns:oel="http://schemas.microsoft.com/office/2019/extlst" xmlns:r="http://schemas.openxmlformats.org/officeDocument/2006/relationships" xmlns:m="http://schemas.openxmlformats.org/officeDocument/2006/math" xmlns:v="urn:schemas-microsoft-com:vml" xmlns:wp14="http://schemas.microsoft.com/office/word/2010/wordprocessingDrawing" xmlns:wp="http://schemas.openxmlformats.org/drawingml/2006/wordprocessingDrawing" xmlns:w10="urn:schemas-microsoft-com:office:word" xmlns:w="http://schemas.openxmlformats.org/wordprocessingml/2006/main" xmlns:w14="http://schemas.microsoft.com/office/word/2010/wordml" xmlns:w15="http://schemas.microsoft.com/office/word/2012/wordml" xmlns:w16cex="http://schemas.microsoft.com/office/word/2018/wordml/cex" xmlns:w16cid="http://schemas.microsoft.com/office/word/2016/wordml/cid" xmlns:w16="http://schemas.microsoft.com/office/word/2018/wordml" xmlns:w16du="http://schemas.microsoft.com/office/word/2023/wordml/word16du" xmlns:w16sdtdh="http://schemas.microsoft.com/office/word/2020/wordml/sdtdatahash" xmlns:w16sdtfl="http://schemas.microsoft.com/office/word/2024/wordml/sdtformatlock" xmlns:w16se="http://schemas.microsoft.com/office/word/2015/wordml/symex" xmlns:wpg="http://schemas.microsoft.com/office/word/2010/wordprocessingGroup" xmlns:wpi="http://schemas.microsoft.com/office/word/2010/wordprocessingInk" xmlns:wne="http://schemas.microsoft.com/office/word/2006/wordml" xmlns:wps="http://schemas.microsoft.com/office/word/2010/wordprocessingShape" mc:Ignorable="w14 w15 w16se w16cid w16 w16cex w16sdtdh w16sdtfl w16du wp14">
-  <w:body>
-    <w:p>
-      <w:pPr>
-        <w:pStyle w:val="NoSpacing"/>
-        <w:spacing w:before="240" w:line="276" w:lineRule="auto"/>
-        <w:jc w:val="center"/>
-        <w:rPr>
-          <w:rFonts w:ascii="Arial" w:hAnsi="Arial" w:cs="Arial"/>
-          <w:b/>
-          <w:bCs/>
-          <w:sz w:val="22"/>
-          <w:szCs w:val="22"/>
-          <w:u w:val="single"/>
-        </w:rPr>
-      </w:pPr>
-      <w:r>
-        <w:t>{no_surat}</w:t>
-      </w:r>
-    </w:p>
-    <w:p>
-      <w:pPr>
-        <w:tabs>
-          <w:tab w:val="left" w:pos="1320"/>
-        </w:tabs>
-        <w:spacing w:before="360" w:after="240" w:line="276" w:lineRule="auto"/>
-        <w:jc w:val="both"/>
-        <w:rPr>
-          <w:rFonts w:ascii="Arial" w:hAnsi="Arial" w:cs="Arial"/>
-          <w:noProof/>
-        </w:rPr>
-      </w:pPr>
-      <w:r>
-        <w:t>{nama_siswa}</w:t>
-      </w:r>
-    </w:p>
-    <w:p>
-      <w:pPr>
-        <w:tabs>
-          <w:tab w:val="left" w:pos="1320"/>
-          <w:tab w:val="left" w:pos="3544"/>
-          <w:tab w:val="left" w:pos="3738"/>
-        </w:tabs>
-        <w:spacing w:before="60" w:after="60" w:line="276" w:lineRule="auto"/>
-        <w:ind w:left="709"/>
-        <w:rPr>
-          <w:rFonts w:ascii="Arial" w:hAnsi="Arial" w:cs="Arial"/>
-          <w:noProof/>
-          <w:lang w:val="en-US"/>
-        </w:rPr>
-      </w:pPr>
-      <w:r>
-        <w:t>{tempat_lahir}</w:t>
-      </w:r>
-      <w:r>
-        <w:t>{tgl_lahir}</w:t>
-      </w:r>
-    </w:p>
-    <w:p>
-      <w:pPr>
-        <w:tabs>
-          <w:tab w:val="left" w:pos="1320"/>
-          <w:tab w:val="left" w:pos="3544"/>
-          <w:tab w:val="left" w:pos="3738"/>
-        </w:tabs>
-        <w:spacing w:before="60" w:after="60" w:line="276" w:lineRule="auto"/>
-        <w:ind w:left="709"/>
-        <w:rPr>
-          <w:rFonts w:ascii="Arial" w:hAnsi="Arial" w:cs="Arial"/>
-          <w:noProof/>
-          <w:lang w:val="en-US"/>
-        </w:rPr>
-      </w:pPr>
-      <w:r>
-        <w:t>{nama_orang_tua}</w:t>
-      </w:r>
-    </w:p>
-    <w:p>
-      <w:pPr>
-        <w:tabs>
-          <w:tab w:val="left" w:pos="1320"/>
-          <w:tab w:val="left" w:pos="3544"/>
-          <w:tab w:val="left" w:pos="3738"/>
-        </w:tabs>
-        <w:spacing w:before="60" w:after="60" w:line="276" w:lineRule="auto"/>
-        <w:ind w:left="709"/>
-        <w:rPr>
-          <w:rFonts w:ascii="Arial" w:hAnsi="Arial" w:cs="Arial"/>
-          <w:noProof/>
-          <w:lang w:val="en-US"/>
-        </w:rPr>
-      </w:pPr>
-      <w:r>
-        <w:t>{nis}</w:t>
-      </w:r>
-    </w:p>
-    <w:p>
-      <w:pPr>
-        <w:tabs>
-          <w:tab w:val="left" w:pos="1320"/>
-          <w:tab w:val="left" w:pos="3544"/>
-          <w:tab w:val="left" w:pos="3738"/>
-        </w:tabs>
-        <w:spacing w:before="60" w:after="60" w:line="276" w:lineRule="auto"/>
-        <w:ind w:left="709"/>
-        <w:rPr>
-          <w:rFonts w:ascii="Arial" w:hAnsi="Arial" w:cs="Arial"/>
-          <w:noProof/>
-          <w:lang w:val="en-US"/>
-        </w:rPr>
-      </w:pPr>
-      <w:r>
-        <w:t>{nisn}</w:t>
-      </w:r>
-    </w:p>
-    <w:p>
-      <w:pPr>
-        <w:spacing w:before="240" w:line="276" w:lineRule="auto"/>
-        <w:jc w:val="both"/>
-        <w:rPr>
-          <w:rFonts w:ascii="Arial" w:eastAsia="Times New Roman" w:hAnsi="Arial" w:cs="Arial"/>
-          <w:color w:val="404040"/>
-          <w:lang w:eastAsia="id-ID"/>
-        </w:rPr>
-      </w:pPr>
-      <w:r>
-        <w:t>{rerata}</w:t>
-      </w:r>
-    </w:p>
-    <w:p>
-      <w:pPr>
-        <w:pStyle w:val="NoSpacing"/>
-        <w:spacing w:before="120" w:line="276" w:lineRule="auto"/>
-        <w:rPr>
-          <w:rFonts w:ascii="Arial" w:hAnsi="Arial" w:cs="Arial"/>
-          <w:noProof/>
-        </w:rPr>
-      </w:pPr>
-      <w:r>
-        <w:rPr>
-          <w:rFonts w:ascii="Arial" w:hAnsi="Arial" w:cs="Arial"/>
-          <w:noProof/>
-        </w:rPr>
-        <w:t>Demikian surat keterangan ini dibuat, agar dapat dipergunakan sebagaimana mestinya.</w:t>
-      </w:r>
-    </w:p>
-    <w:p>
-      <w:pPr>
-        <w:pStyle w:val="NoSpacing"/>
-        <w:tabs>
-          <w:tab w:val="left" w:pos="6237"/>
-          <w:tab w:val="left" w:pos="7655"/>
-          <w:tab w:val="left" w:pos="7797"/>
-        </w:tabs>
-        <w:spacing w:before="480" w:line="276" w:lineRule="auto"/>
-        <w:rPr>
-          <w:rFonts w:ascii="Arial" w:hAnsi="Arial" w:cs="Arial"/>
-          <w:noProof/>
-        </w:rPr>
-      </w:pPr>
-      <w:r>
-        <w:rPr>
-          <w:rFonts w:ascii="Arial" w:hAnsi="Arial" w:cs="Arial"/>
-          <w:noProof/>
-        </w:rPr>
-        <w:tab/>
-      </w:r>
-      <w:r>
-        <w:rPr>
-          <w:rFonts w:ascii="Arial" w:hAnsi="Arial" w:cs="Arial"/>
-          <w:noProof/>
-        </w:rPr>
-        <w:t>Ditetapkan d</w:t>
-      </w:r>
-      <w:r>
-        <w:rPr>
-          <w:rFonts w:ascii="Arial" w:hAnsi="Arial" w:cs="Arial"/>
-          <w:noProof/>
-          <w:lang w:val="en-US"/>
-        </w:rPr>
-        <w:t>i</w:t>
-      </w:r>
-      <w:r>
-        <w:rPr>
-          <w:rFonts w:ascii="Arial" w:hAnsi="Arial" w:cs="Arial"/>
-          <w:noProof/>
-        </w:rPr>
-        <w:tab/>
-      </w:r>
-      <w:r>
-        <w:rPr>
-          <w:rFonts w:ascii="Arial" w:hAnsi="Arial" w:cs="Arial"/>
-          <w:noProof/>
-        </w:rPr>
-        <w:t xml:space="preserve">: </w:t>
-      </w:r>
-      <w:r>
-        <w:rPr>
-          <w:rFonts w:ascii="Arial" w:hAnsi="Arial" w:cs="Arial"/>
-          <w:noProof/>
-          <w:color w:val="EE0000"/>
-        </w:rPr>
-        <w:t>Depok</w:t>
-      </w:r>
-    </w:p>
-    <w:p>
-      <w:pPr>
-        <w:pStyle w:val="NoSpacing"/>
-        <w:tabs>
-          <w:tab w:val="left" w:pos="6237"/>
-          <w:tab w:val="left" w:pos="7655"/>
-          <w:tab w:val="left" w:pos="7797"/>
-        </w:tabs>
-        <w:spacing w:line="276" w:lineRule="auto"/>
-        <w:ind w:left="5040" w:firstLine="720"/>
-        <w:rPr>
-          <w:rFonts w:ascii="Arial" w:hAnsi="Arial" w:cs="Arial"/>
-          <w:noProof/>
-        </w:rPr>
-      </w:pPr>
-      <w:r>
-        <w:rPr>
-          <w:rFonts w:ascii="Arial" w:hAnsi="Arial" w:cs="Arial"/>
-          <w:noProof/>
-        </w:rPr>
-        <w:tab/>
-      </w:r>
-      <w:r>
-        <w:rPr>
-          <w:rFonts w:ascii="Arial" w:hAnsi="Arial" w:cs="Arial"/>
-          <w:noProof/>
-        </w:rPr>
-        <w:t>Pada Tanggal</w:t>
-      </w:r>
-      <w:r>
-        <w:rPr>
-          <w:rFonts w:ascii="Arial" w:hAnsi="Arial" w:cs="Arial"/>
-          <w:noProof/>
-        </w:rPr>
-        <w:tab/>
-      </w:r>
-      <w:r>
-        <w:rPr>
-          <w:rFonts w:ascii="Arial" w:hAnsi="Arial" w:cs="Arial"/>
-          <w:noProof/>
-        </w:rPr>
-        <w:t xml:space="preserve">: </w:t>
-      </w:r>
-      <w:r>
-        <w:rPr>
-          <w:rFonts w:ascii="Arial" w:hAnsi="Arial" w:cs="Arial"/>
-          <w:noProof/>
-          <w:color w:val="EE0000"/>
-        </w:rPr>
-        <w:t>2</w:t>
-      </w:r>
-      <w:r>
-        <w:rPr>
-          <w:rFonts w:ascii="Arial" w:hAnsi="Arial" w:cs="Arial"/>
-          <w:noProof/>
-          <w:color w:val="EE0000"/>
-        </w:rPr>
-        <w:t xml:space="preserve"> Juni 202</w:t>
-      </w:r>
-      <w:r>
-        <w:rPr>
-          <w:rFonts w:ascii="Arial" w:hAnsi="Arial" w:cs="Arial"/>
-          <w:noProof/>
-          <w:color w:val="EE0000"/>
-        </w:rPr>
-        <w:t>5</w:t>
-      </w:r>
-    </w:p>
-    <w:p>
-      <w:pPr>
-        <w:pStyle w:val="NoSpacing"/>
-        <w:tabs>
-          <w:tab w:val="left" w:pos="6237"/>
-          <w:tab w:val="left" w:pos="7655"/>
-          <w:tab w:val="left" w:pos="7797"/>
-        </w:tabs>
-        <w:spacing w:line="276" w:lineRule="auto"/>
-        <w:rPr>
-          <w:rFonts w:ascii="Arial" w:hAnsi="Arial" w:cs="Arial"/>
-          <w:noProof/>
-        </w:rPr>
-      </w:pPr>
-      <w:r>
-        <w:rPr>
-          <w:rFonts w:ascii="Arial" w:hAnsi="Arial" w:cs="Arial"/>
-          <w:noProof/>
-        </w:rPr>
-        <w:tab/>
-      </w:r>
-      <w:r>
-        <w:rPr>
-          <w:rFonts w:ascii="Arial" w:hAnsi="Arial" w:cs="Arial"/>
-          <w:noProof/>
-        </w:rPr>
-        <w:tab/>
-      </w:r>
-      <w:r>
-        <w:rPr>
-          <w:rFonts w:ascii="Arial" w:hAnsi="Arial" w:cs="Arial"/>
-          <w:noProof/>
-        </w:rPr>
-        <w:tab/>
-      </w:r>
-      <w:r>
-        <w:rPr>
-          <w:rFonts w:ascii="Arial" w:hAnsi="Arial" w:cs="Arial"/>
-          <w:noProof/>
-        </w:rPr>
-        <w:tab/>
-      </w:r>
-      <w:r>
-        <w:rPr>
-          <w:rFonts w:ascii="Arial" w:hAnsi="Arial" w:cs="Arial"/>
-          <w:noProof/>
-        </w:rPr>
-        <w:tab/>
-      </w:r>
-      <w:r>
-        <w:rPr>
-          <w:rFonts w:ascii="Arial" w:hAnsi="Arial" w:cs="Arial"/>
-          <w:noProof/>
-        </w:rPr>
-        <w:tab/>
-      </w:r>
-      <w:r>
-        <w:rPr>
-          <w:rFonts w:ascii="Arial" w:hAnsi="Arial" w:cs="Arial"/>
-          <w:noProof/>
-        </w:rPr>
-        <w:tab/>
-      </w:r>
-    </w:p>
-    <w:p>
-      <w:pPr>
-        <w:pStyle w:val="NoSpacing"/>
-        <w:tabs>
-          <w:tab w:val="left" w:pos="6237"/>
-          <w:tab w:val="left" w:pos="7655"/>
-          <w:tab w:val="left" w:pos="7797"/>
-        </w:tabs>
-        <w:spacing w:line="276" w:lineRule="auto"/>
-        <w:rPr>
-          <w:rFonts w:ascii="Arial" w:hAnsi="Arial" w:cs="Arial"/>
-          <w:noProof/>
-        </w:rPr>
-      </w:pPr>
-      <w:r>
-        <w:rPr>
-          <w:rFonts w:ascii="Arial" w:hAnsi="Arial" w:cs="Arial"/>
-          <w:noProof/>
-        </w:rPr>
-        <w:tab/>
-      </w:r>
-    </w:p>
-    <w:p>
-      <w:pPr>
-        <w:pStyle w:val="NoSpacing"/>
-        <w:tabs>
-          <w:tab w:val="left" w:pos="6237"/>
-          <w:tab w:val="left" w:pos="7655"/>
-          <w:tab w:val="left" w:pos="7797"/>
-        </w:tabs>
-        <w:spacing w:line="276" w:lineRule="auto"/>
-        <w:rPr>
-          <w:rFonts w:ascii="Arial" w:hAnsi="Arial" w:cs="Arial"/>
-          <w:noProof/>
-        </w:rPr>
-      </w:pPr>
-    </w:p>
-    <w:p>
-      <w:pPr>
-        <w:pStyle w:val="NoSpacing"/>
-        <w:tabs>
-          <w:tab w:val="left" w:pos="6237"/>
-          <w:tab w:val="left" w:pos="7655"/>
-          <w:tab w:val="left" w:pos="7797"/>
-        </w:tabs>
-        <w:spacing w:line="276" w:lineRule="auto"/>
-        <w:ind w:left="5245"/>
-        <w:rPr>
-          <w:rFonts w:ascii="Arial" w:hAnsi="Arial" w:cs="Arial"/>
-          <w:sz w:val="22"/>
-          <w:szCs w:val="22"/>
-          <w:u w:val="single"/>
-          <w:lang w:val="en-US"/>
-        </w:rPr>
-      </w:pPr>
-      <w:r>
-        <w:rPr>
-          <w:rFonts w:ascii="Arial" w:hAnsi="Arial" w:cs="Arial"/>
-          <w:noProof/>
-        </w:rPr>
-        <w:tab/>
-      </w:r>
-      <w:r>
-        <w:rPr>
-          <w:rFonts w:ascii="Arial" w:hAnsi="Arial" w:cs="Arial"/>
-          <w:sz w:val="22"/>
-          <w:szCs w:val="22"/>
-          <w:u w:val="single"/>
-        </w:rPr>
-        <w:t>Mudzakkir Walad</w:t>
-      </w:r>
-      <w:r>
-        <w:rPr>
-          <w:rFonts w:ascii="Arial" w:hAnsi="Arial" w:cs="Arial"/>
-          <w:sz w:val="22"/>
-          <w:szCs w:val="22"/>
-          <w:u w:val="single"/>
-          <w:lang w:val="en-US"/>
-        </w:rPr>
-        <w:t xml:space="preserve">, </w:t>
-      </w:r>
-      <w:r>
-        <w:rPr>
-          <w:rFonts w:ascii="Arial" w:hAnsi="Arial" w:cs="Arial"/>
-          <w:sz w:val="22"/>
-          <w:szCs w:val="22"/>
-          <w:u w:val="single"/>
-        </w:rPr>
-        <w:t>S</w:t>
-      </w:r>
-      <w:r>
-        <w:rPr>
-          <w:rFonts w:ascii="Arial" w:hAnsi="Arial" w:cs="Arial"/>
-          <w:sz w:val="22"/>
-          <w:szCs w:val="22"/>
-          <w:u w:val="single"/>
-          <w:lang w:val="en-US"/>
-        </w:rPr>
-        <w:t>.Pd</w:t>
-      </w:r>
-    </w:p>
-    <w:p>
-      <w:pPr>
-        <w:pStyle w:val="NoSpacing"/>
-        <w:tabs>
-          <w:tab w:val="left" w:pos="6237"/>
-          <w:tab w:val="left" w:pos="7655"/>
-          <w:tab w:val="left" w:pos="7797"/>
-        </w:tabs>
-        <w:spacing w:line="276" w:lineRule="auto"/>
-        <w:ind w:left="5245" w:firstLine="515"/>
-      </w:pPr>
-      <w:r>
-        <w:rPr>
-          <w:rFonts w:ascii="Arial" w:hAnsi="Arial" w:cs="Arial"/>
-          <w:sz w:val="22"/>
-          <w:szCs w:val="22"/>
-          <w:lang w:val="en-US"/>
-        </w:rPr>
-        <w:tab/>
-      </w:r>
-      <w:r>
-        <w:rPr>
-          <w:rFonts w:ascii="Arial" w:hAnsi="Arial" w:cs="Arial"/>
-          <w:sz w:val="22"/>
-          <w:szCs w:val="22"/>
-          <w:lang w:val="en-US"/>
-        </w:rPr>
-        <w:t>NBM. 116732</w:t>
-      </w:r>
-      <w:r>
-        <w:rPr>
-          <w:rFonts w:ascii="Arial" w:hAnsi="Arial" w:cs="Arial"/>
-          <w:sz w:val="22"/>
-          <w:szCs w:val="22"/>
-        </w:rPr>
-        <w:t>7</w:t>
-      </w:r>
-    </w:p>
-    <w:sectPr>
-      <w:headerReference w:type="default" r:id="rId8"/>
-      <w:pgSz w:w="11906" w:h="16838" w:code="9"/>
-      <w:pgMar w:top="2994" w:right="851" w:bottom="1440" w:left="851" w:header="709" w:footer="709" w:gutter="0"/>
-      <w:cols w:space="708"/>
-      <w:docGrid w:linePitch="360"/>
-    </w:sectPr>
-  </w:body>
-</w:document>
+<file path=word/document.xml><?xml version="1.0" encoding="UTF-8" standalone="yes"?>
+<w:document xmlns:wpc="http://schemas.microsoft.com/office/word/2010/wordprocessingCanvas" xmlns:cx="http://schemas.microsoft.com/office/drawing/2014/chartex" xmlns:cx1="http://schemas.microsoft.com/office/drawing/2015/9/8/chartex" xmlns:cx2="http://schemas.microsoft.com/office/drawing/2015/10/21/chartex" xmlns:cx3="http://schemas.microsoft.com/office/drawing/2016/5/9/chartex" xmlns:cx4="http://schemas.microsoft.com/office/drawing/2016/5/10/chartex" xmlns:cx5="http://schemas.microsoft.com/office/drawing/2016/5/11/chartex" xmlns:cx6="http://schemas.microsoft.com/office/drawing/2016/5/12/chartex" xmlns:cx7="http://schemas.microsoft.com/office/drawing/2016/5/13/chartex" xmlns:cx8="http://schemas.microsoft.com/office/drawing/2016/5/14/chartex" xmlns:mc="http://schemas.openxmlformats.org/markup-compatibility/2006" xmlns:aink="http://schemas.microsoft.com/office/drawing/2016/ink" xmlns:am3d="http://schemas.microsoft.com/office/drawing/2017/model3d" xmlns:o="urn:schemas-microsoft-com:office:office" xmlns:oel="http://schemas.microsoft.com/office/2019/extlst" xmlns:r="http://schemas.openxmlformats.org/officeDocument/2006/relationships" xmlns:m="http://schemas.openxmlformats.org/officeDocument/2006/math" xmlns:v="urn:schemas-microsoft-com:vml" xmlns:wp14="http://schemas.microsoft.com/office/word/2010/wordprocessingDrawing" xmlns:wp="http://schemas.openxmlformats.org/drawingml/2006/wordprocessingDrawing" xmlns:w10="urn:schemas-microsoft-com:office:word" xmlns:w="http://schemas.openxmlformats.org/wordprocessingml/2006/main" xmlns:w14="http://schemas.microsoft.com/office/word/2010/wordml" xmlns:w15="http://schemas.microsoft.com/office/word/2012/wordml" xmlns:w16cex="http://schemas.microsoft.com/office/word/2018/wordml/cex" xmlns:w16cid="http://schemas.microsoft.com/office/word/2016/wordml/cid" xmlns:w16="http://schemas.microsoft.com/office/word/2018/wordml" xmlns:w16du="http://schemas.microsoft.com/office/word/2023/wordml/word16du" xmlns:w16sdtdh="http://schemas.microsoft.com/office/word/2020/wordml/sdtdatahash" xmlns:w16sdtfl="http://schemas.microsoft.com/office/word/2024/wordml/sdtformatlock" xmlns:w16se="http://schemas.microsoft.com/office/word/2015/wordml/symex" xmlns:wpg="http://schemas.microsoft.com/office/word/2010/wordprocessingGroup" xmlns:wpi="http://schemas.microsoft.com/office/word/2010/wordprocessingInk" xmlns:wne="http://schemas.microsoft.com/office/word/2006/wordml" xmlns:wps="http://schemas.microsoft.com/office/word/2010/wordprocessingShape" mc:Ignorable="w14 w15 w16se w16cid w16 w16cex w16sdtdh w16sdtfl w16du wp14"><w:body><w:p><w:pPr><w:pStyle w:val="NoSpacing"/><w:spacing w:before="240" w:line="276" w:lineRule="auto"/><w:jc w:val="center"/><w:rPr><w:rFonts w:ascii="Arial" w:hAnsi="Arial" w:cs="Arial"/><w:b/><w:bCs/><w:sz w:val="22"/><w:szCs w:val="22"/><w:u w:val="single"/></w:rPr></w:pPr><w:r><w:rPr><w:rFonts w:ascii="Arial" w:hAnsi="Arial" w:cs="Arial"/><w:b/><w:bCs/><w:sz w:val="22"/><w:szCs w:val="22"/><w:u w:val="single"/></w:rPr><w:t>SURAT KETERANGAN KEL</w:t></w:r><w:r><w:rPr><w:rFonts w:ascii="Arial" w:hAnsi="Arial" w:cs="Arial"/><w:b/><w:bCs/><w:sz w:val="22"/><w:szCs w:val="22"/><w:u w:val="single"/><w:lang w:val="en-US"/></w:rPr><w:t>U</w:t></w:r><w:r><w:rPr><w:rFonts w:ascii="Arial" w:hAnsi="Arial" w:cs="Arial"/><w:b/><w:bCs/><w:sz w:val="22"/><w:szCs w:val="22"/><w:u w:val="single"/></w:rPr><w:t>L</w:t></w:r><w:r><w:rPr><w:rFonts w:ascii="Arial" w:hAnsi="Arial" w:cs="Arial"/><w:b/><w:bCs/><w:sz w:val="22"/><w:szCs w:val="22"/><w:u w:val="single"/><w:lang w:val="en-US"/></w:rPr><w:t>U</w:t></w:r><w:r><w:rPr><w:rFonts w:ascii="Arial" w:hAnsi="Arial" w:cs="Arial"/><w:b/><w:bCs/><w:sz w:val="22"/><w:szCs w:val="22"/><w:u w:val="single"/></w:rPr><w:t>SAN</w:t></w:r></w:p><w:p><w:pPr><w:pStyle w:val="NoSpacing"/><w:spacing w:line="276" w:lineRule="auto"/><w:jc w:val="center"/><w:rPr><w:rFonts w:ascii="Arial" w:hAnsi="Arial" w:cs="Arial"/><w:sz w:val="22"/><w:szCs w:val="22"/><w:lang w:val="en-US"/></w:rPr></w:pPr><w:r><w:rPr><w:rFonts w:ascii="Arial" w:hAnsi="Arial" w:cs="Arial"/><w:sz w:val="22"/><w:szCs w:val="22"/></w:rPr><w:t>Nomor:</w:t></w:r><w:r><w:rPr><w:rFonts w:ascii="Arial" w:hAnsi="Arial" w:cs="Arial"/><w:sz w:val="22"/><w:szCs w:val="22"/><w:lang w:val="en-US"/></w:rPr><w:t xml:space="preserve"> </w:t></w:r><w:r><w:rPr><w:r><w:rPr><w:rFonts w:ascii="Times New Roman" w:hAnsi="Times New Roman" w:cs="Times New Roman"/><w:sz w:val="24"/><w:szCs w:val="24"/></w:rPr><w:t>{no_surat}</w:t></w:r></w:p><w:p><w:pPr><w:tabs><w:tab w:val="left" w:pos="1320"/></w:tabs><w:spacing w:before="360" w:after="240" w:line="276" w:lineRule="auto"/><w:jc w:val="both"/><w:rPr><w:rFonts w:ascii="Arial" w:hAnsi="Arial" w:cs="Arial"/><w:noProof/></w:rPr></w:pPr><w:r><w:rPr><w:rFonts w:ascii="Arial" w:hAnsi="Arial" w:cs="Arial"/><w:noProof/></w:rPr><w:t xml:space="preserve">Yang bertanda tangan di bawah ini Kepala Sekolah Dasar </w:t></w:r><w:r><w:rPr><w:rFonts w:ascii="Arial" w:hAnsi="Arial" w:cs="Arial"/><w:noProof/><w:lang w:val="en-US"/></w:rPr><w:t xml:space="preserve">Muhammadiyah 01 Kukusan </w:t></w:r><w:r><w:rPr><w:rFonts w:ascii="Arial" w:hAnsi="Arial" w:cs="Arial"/><w:noProof/></w:rPr><w:t>menerangkan bahwa:</w:t></w:r></w:p><w:p><w:pPr><w:tabs><w:tab w:val="left" w:pos="1320"/><w:tab w:val="left" w:pos="3544"/><w:tab w:val="left" w:pos="3738"/></w:tabs><w:spacing w:before="60" w:after="60" w:line="276" w:lineRule="auto"/><w:ind w:left="709"/><w:rPr><w:rFonts w:ascii="Arial" w:hAnsi="Arial" w:cs="Arial"/><w:noProof/><w:lang w:val="en-US"/></w:rPr></w:pPr><w:r><w:rPr><w:rFonts w:ascii="Arial" w:hAnsi="Arial" w:cs="Arial"/><w:noProof/></w:rPr><w:t>Nama</w:t></w:r><w:r><w:rPr><w:rFonts w:ascii="Arial" w:hAnsi="Arial" w:cs="Arial"/><w:noProof/></w:rPr><w:tab/><w:t>:</w:t></w:r><w:r><w:rPr><w:rFonts w:ascii="Arial" w:hAnsi="Arial" w:cs="Arial"/><w:noProof/></w:rPr><w:tab/></w:r><w:r><w:rPr><w:r><w:rPr><w:rFonts w:ascii="Times New Roman" w:hAnsi="Times New Roman" w:cs="Times New Roman"/><w:sz w:val="24"/><w:szCs w:val="24"/></w:rPr><w:t>{nama_siswa}</w:t></w:r></w:p><w:p><w:pPr><w:tabs><w:tab w:val="left" w:pos="1320"/><w:tab w:val="left" w:pos="3544"/><w:tab w:val="left" w:pos="3738"/></w:tabs><w:spacing w:before="60" w:after="60" w:line="276" w:lineRule="auto"/><w:ind w:left="709"/><w:rPr><w:rFonts w:ascii="Arial" w:hAnsi="Arial" w:cs="Arial"/><w:noProof/><w:lang w:val="en-US"/></w:rPr></w:pPr><w:r><w:rPr><w:rFonts w:ascii="Arial" w:hAnsi="Arial" w:cs="Arial"/><w:noProof/></w:rPr><w:t>Tempat</w:t></w:r><w:r><w:rPr><w:rFonts w:ascii="Arial" w:hAnsi="Arial" w:cs="Arial"/><w:noProof/><w:lang w:val="en-US"/></w:rPr><w:t>,</w:t></w:r><w:r><w:rPr><w:rFonts w:ascii="Arial" w:hAnsi="Arial" w:cs="Arial"/><w:noProof/></w:rPr><w:t xml:space="preserve"> Tanggal lahir</w:t></w:r><w:r><w:rPr><w:rFonts w:ascii="Arial" w:hAnsi="Arial" w:cs="Arial"/><w:noProof/></w:rPr><w:tab/><w:t>:</w:t></w:r><w:r><w:rPr><w:rFonts w:ascii="Arial" w:hAnsi="Arial" w:cs="Arial"/><w:noProof/></w:rPr><w:tab/></w:r><w:r><w:rPr><w:r><w:rPr><w:rFonts w:ascii="Times New Roman" w:hAnsi="Times New Roman" w:cs="Times New Roman"/><w:sz w:val="24"/><w:szCs w:val="24"/></w:rPr><w:t>{tempat_lahir}</w:t></w:r><w:r><w:rPr><w:rFonts w:ascii="Arial" w:hAnsi="Arial" w:cs="Arial"/><w:noProof/><w:color w:val="EE0000"/></w:rPr><w:t xml:space="preserve">, </w:t></w:r><w:r><w:rPr><w:r><w:rPr><w:rFonts w:ascii="Times New Roman" w:hAnsi="Times New Roman" w:cs="Times New Roman"/><w:sz w:val="24"/><w:szCs w:val="24"/></w:rPr><w:t>{tgl_lahir}</w:t></w:r></w:p><w:p><w:pPr><w:tabs><w:tab w:val="left" w:pos="1320"/><w:tab w:val="left" w:pos="3544"/><w:tab w:val="left" w:pos="3738"/></w:tabs><w:spacing w:before="60" w:after="60" w:line="276" w:lineRule="auto"/><w:ind w:left="709"/><w:rPr><w:rFonts w:ascii="Arial" w:hAnsi="Arial" w:cs="Arial"/><w:noProof/><w:lang w:val="en-US"/></w:rPr></w:pPr><w:r><w:rPr><w:rFonts w:ascii="Arial" w:hAnsi="Arial" w:cs="Arial"/><w:noProof/></w:rPr><w:t>Nama Orang Tua/Wali</w:t></w:r><w:r><w:rPr><w:rFonts w:ascii="Arial" w:hAnsi="Arial" w:cs="Arial"/><w:noProof/></w:rPr><w:tab/></w:r><w:r><w:rPr><w:rFonts w:ascii="Arial" w:hAnsi="Arial" w:cs="Arial"/><w:noProof/></w:rPr><w:t>:</w:t></w:r><w:r><w:rPr><w:rFonts w:ascii="Arial" w:hAnsi="Arial" w:cs="Arial"/><w:noProof/></w:rPr><w:tab/></w:r><w:r><w:rPr><w:r><w:rPr><w:rFonts w:ascii="Times New Roman" w:hAnsi="Times New Roman" w:cs="Times New Roman"/><w:sz w:val="24"/><w:szCs w:val="24"/></w:rPr><w:t>{nama_orang_tua}</w:t></w:r></w:p><w:p><w:pPr><w:tabs><w:tab w:val="left" w:pos="1320"/><w:tab w:val="left" w:pos="3544"/><w:tab w:val="left" w:pos="3738"/></w:tabs><w:spacing w:before="60" w:after="60" w:line="276" w:lineRule="auto"/><w:ind w:left="709"/><w:rPr><w:rFonts w:ascii="Arial" w:hAnsi="Arial" w:cs="Arial"/><w:noProof/><w:lang w:val="en-US"/></w:rPr></w:pPr><w:r><w:rPr><w:rFonts w:ascii="Arial" w:hAnsi="Arial" w:cs="Arial"/><w:noProof/></w:rPr><w:t>Nomor</w:t></w:r><w:r><w:rPr><w:rFonts w:ascii="Arial" w:hAnsi="Arial" w:cs="Arial"/><w:noProof/><w:lang w:val="en-GB"/></w:rPr><w:t xml:space="preserve"> </w:t></w:r><w:r><w:rPr><w:rFonts w:ascii="Arial" w:hAnsi="Arial" w:cs="Arial"/><w:noProof/></w:rPr><w:t>Induk Siswa</w:t></w:r><w:r><w:rPr><w:rFonts w:ascii="Arial" w:hAnsi="Arial" w:cs="Arial"/><w:noProof/></w:rPr><w:tab/></w:r><w:r><w:rPr><w:rFonts w:ascii="Arial" w:hAnsi="Arial" w:cs="Arial"/><w:noProof/></w:rPr><w:t>:</w:t></w:r><w:r><w:rPr><w:rFonts w:ascii="Arial" w:hAnsi="Arial" w:cs="Arial"/><w:noProof/></w:rPr><w:tab/></w:r><w:r><w:rPr><w:r><w:rPr><w:rFonts w:ascii="Times New Roman" w:hAnsi="Times New Roman" w:cs="Times New Roman"/><w:sz w:val="24"/><w:szCs w:val="24"/></w:rPr><w:t>{nis}</w:t></w:r></w:p><w:p><w:pPr><w:tabs><w:tab w:val="left" w:pos="1320"/><w:tab w:val="left" w:pos="3544"/><w:tab w:val="left" w:pos="3738"/></w:tabs><w:spacing w:before="60" w:after="60" w:line="276" w:lineRule="auto"/><w:ind w:left="709"/><w:rPr><w:rFonts w:ascii="Arial" w:hAnsi="Arial" w:cs="Arial"/><w:noProof/><w:lang w:val="en-US"/></w:rPr></w:pPr><w:r><w:rPr><w:rFonts w:ascii="Arial" w:hAnsi="Arial" w:cs="Arial"/><w:noProof/></w:rPr><w:t>NISN</w:t></w:r><w:r><w:rPr><w:rFonts w:ascii="Arial" w:hAnsi="Arial" w:cs="Arial"/><w:noProof/></w:rPr><w:tab/></w:r><w:r><w:rPr><w:rFonts w:ascii="Arial" w:hAnsi="Arial" w:cs="Arial"/><w:noProof/></w:rPr><w:tab/><w:t>:</w:t></w:r><w:r><w:rPr><w:rFonts w:ascii="Arial" w:hAnsi="Arial" w:cs="Arial"/><w:noProof/><w:lang w:val="en-US"/></w:rPr><w:tab/></w:r><w:r><w:rPr><w:r><w:rPr><w:rFonts w:ascii="Times New Roman" w:hAnsi="Times New Roman" w:cs="Times New Roman"/><w:sz w:val="24"/><w:szCs w:val="24"/></w:rPr><w:t>{nisn}</w:t></w:r></w:p><w:p><w:pPr><w:spacing w:before="240" w:line="276" w:lineRule="auto"/><w:jc w:val="both"/><w:rPr><w:rFonts w:ascii="Arial" w:eastAsia="Times New Roman" w:hAnsi="Arial" w:cs="Arial"/><w:color w:val="404040"/><w:lang w:eastAsia="id-ID"/></w:rPr></w:pPr><w:r><w:rPr><w:rFonts w:ascii="Arial" w:hAnsi="Arial" w:cs="Arial"/><w:noProof/><w:lang w:val="en-US"/></w:rPr><w:t xml:space="preserve">Berdasarkan Hasil Rapat Dewan Guru </w:t></w:r><w:r><w:rPr><w:rFonts w:ascii="Arial" w:hAnsi="Arial" w:cs="Arial"/><w:noProof/><w:lang w:val="en-US"/></w:rPr><w:t xml:space="preserve">tanggal </w:t></w:r><w:r><w:rPr><w:rFonts w:ascii="Arial" w:hAnsi="Arial" w:cs="Arial"/><w:noProof/><w:color w:val="EE0000"/></w:rPr><w:t>28</w:t></w:r><w:r><w:rPr><w:rFonts w:ascii="Arial" w:hAnsi="Arial" w:cs="Arial"/><w:noProof/><w:lang w:val="en-US"/></w:rPr><w:t xml:space="preserve"> bulan </w:t></w:r><w:r><w:rPr><w:rFonts w:ascii="Arial" w:hAnsi="Arial" w:cs="Arial"/><w:noProof/><w:color w:val="EE0000"/></w:rPr><w:t>Mei</w:t></w:r><w:r><w:rPr><w:rFonts w:ascii="Arial" w:hAnsi="Arial" w:cs="Arial"/><w:noProof/></w:rPr><w:t xml:space="preserve"> </w:t></w:r><w:r><w:rPr><w:rFonts w:ascii="Arial" w:hAnsi="Arial" w:cs="Arial"/><w:noProof/><w:lang w:val="en-US"/></w:rPr><w:t xml:space="preserve">tahun </w:t></w:r><w:r><w:rPr><w:rFonts w:ascii="Arial" w:hAnsi="Arial" w:cs="Arial"/><w:noProof/><w:color w:val="EE0000"/><w:lang w:val="en-US"/></w:rPr><w:t>202</w:t></w:r><w:r><w:rPr><w:rFonts w:ascii="Arial" w:hAnsi="Arial" w:cs="Arial"/><w:noProof/><w:color w:val="EE0000"/></w:rPr><w:t>5</w:t></w:r><w:r><w:rPr><w:rFonts w:ascii="Arial" w:hAnsi="Arial" w:cs="Arial"/><w:noProof/><w:lang w:val="en-US"/></w:rPr><w:t xml:space="preserve"> </w:t></w:r><w:r><w:rPr><w:rFonts w:ascii="Arial" w:hAnsi="Arial" w:cs="Arial"/><w:noProof/><w:lang w:val="en-US"/></w:rPr><w:t xml:space="preserve">tentang </w:t></w:r><w:r><w:rPr><w:rFonts w:ascii="Arial" w:hAnsi="Arial" w:cs="Arial"/><w:noProof/></w:rPr><w:t xml:space="preserve">Penetapan </w:t></w:r><w:r><w:rPr><w:rFonts w:ascii="Arial" w:hAnsi="Arial" w:cs="Arial"/><w:noProof/><w:lang w:val="en-US"/></w:rPr><w:t xml:space="preserve">Kelulusan </w:t></w:r><w:r><w:rPr><w:rFonts w:ascii="Arial" w:hAnsi="Arial" w:cs="Arial"/><w:noProof/><w:lang w:val="en-US"/></w:rPr><w:t>Peserta Didik</w:t></w:r><w:r><w:rPr><w:rFonts w:ascii="Arial" w:hAnsi="Arial" w:cs="Arial"/><w:noProof/><w:lang w:val="en-US"/></w:rPr><w:t xml:space="preserve"> </w:t></w:r><w:r><w:rPr><w:rFonts w:ascii="Arial" w:hAnsi="Arial" w:cs="Arial"/><w:noProof/></w:rPr><w:t xml:space="preserve">Tahun Ajaran </w:t></w:r><w:r><w:rPr><w:rFonts w:ascii="Arial" w:hAnsi="Arial" w:cs="Arial"/><w:noProof/><w:color w:val="EE0000"/></w:rPr><w:t>2024-2025</w:t></w:r><w:r><w:rPr><w:rFonts w:ascii="Arial" w:hAnsi="Arial" w:cs="Arial"/><w:noProof/></w:rPr><w:t xml:space="preserve"> </w:t></w:r><w:r><w:rPr><w:rFonts w:ascii="Arial" w:hAnsi="Arial" w:cs="Arial"/><w:noProof/><w:lang w:val="en-US"/></w:rPr><w:t xml:space="preserve">yang dituangkan dalam Surat Keputusan Kepala Sekolah Dasar Muhammadiyah 01 Kukusan Nomor </w:t></w:r><w:r><w:rPr><w:rFonts w:ascii="Arial" w:hAnsi="Arial" w:cs="Arial"/><w:noProof/><w:color w:val="EE0000"/><w:lang w:val="en-US"/></w:rPr><w:t>1</w:t></w:r><w:r><w:rPr><w:rFonts w:ascii="Arial" w:hAnsi="Arial" w:cs="Arial"/><w:noProof/><w:color w:val="EE0000"/></w:rPr><w:t>01</w:t></w:r><w:r><w:rPr><w:rFonts w:ascii="Arial" w:hAnsi="Arial" w:cs="Arial"/><w:noProof/><w:lang w:val="en-US"/></w:rPr><w:t>/</w:t></w:r><w:r><w:rPr><w:rFonts w:ascii="Arial" w:hAnsi="Arial" w:cs="Arial"/><w:noProof/><w:color w:val="5B9BD5" w:themeColor="accent5"/><w:lang w:val="en-US"/></w:rPr><w:t>KEP/III.4.AU/A/202</w:t></w:r><w:r><w:rPr><w:rFonts w:ascii="Arial" w:hAnsi="Arial" w:cs="Arial"/><w:noProof/><w:color w:val="5B9BD5" w:themeColor="accent5"/></w:rPr><w:t>5</w:t></w:r><w:r><w:rPr><w:rFonts w:ascii="Arial" w:hAnsi="Arial" w:cs="Arial"/><w:noProof/><w:color w:val="5B9BD5" w:themeColor="accent5"/><w:lang w:val="en-US"/></w:rPr><w:t xml:space="preserve"> </w:t></w:r><w:r><w:rPr><w:rFonts w:ascii="Arial" w:hAnsi="Arial" w:cs="Arial"/><w:noProof/><w:lang w:val="en-US"/></w:rPr><w:t xml:space="preserve">dan mengacu kepada Permendikbudristek Nomor </w:t></w:r><w:r><w:rPr><w:rFonts w:ascii="Arial" w:hAnsi="Arial" w:cs="Arial"/><w:noProof/><w:lang w:val="en-US"/></w:rPr><w:t>5</w:t></w:r><w:r><w:rPr><w:rFonts w:ascii="Arial" w:hAnsi="Arial" w:cs="Arial"/><w:noProof/><w:lang w:val="en-US"/></w:rPr><w:t xml:space="preserve"> Tahun 2022 tentang </w:t></w:r><w:r><w:rPr><w:rStyle w:val="oypena"/><w:rFonts w:ascii="Arial" w:hAnsi="Arial" w:cs="Arial"/></w:rPr><w:t>Standar Kompetensi Lulusan pada Pendidikan Anak Usia Dini, Jenjang Pendidikan Dasar, dan</w:t></w:r><w:r><w:rPr><w:rStyle w:val="oypena"/><w:rFonts w:ascii="Arial" w:hAnsi="Arial" w:cs="Arial"/></w:rPr><w:t xml:space="preserve"> Permendikbudristek </w:t></w:r><w:r><w:rPr><w:rStyle w:val="oypena"/><w:rFonts w:ascii="Arial" w:hAnsi="Arial" w:cs="Arial"/></w:rPr><w:t>Nomor 21 Tahun 2022 tentang Standar Penilaian Pendidikan pada Pendidikan Anak Usia Dini, Jenjang Pendidikan Dasar, dan Jenjang Pendidikan Menengah</w:t></w:r><w:r><w:rPr><w:rStyle w:val="oypena"/><w:rFonts w:ascii="Arial" w:hAnsi="Arial" w:cs="Arial"/></w:rPr><w:t xml:space="preserve">, Permendikbudristek </w:t></w:r><w:r><w:rPr><w:rFonts w:ascii="Arial" w:eastAsia="Times New Roman" w:hAnsi="Arial" w:cs="Arial"/><w:color w:val="404040"/><w:lang w:eastAsia="id-ID"/></w:rPr><w:t>Nomor 5 Tahun 2022 tentang Standar Kompetensi Lulusan (SKL) Pendidikan Dasar dan Menengah</w:t></w:r><w:r><w:rPr><w:rFonts w:ascii="Arial" w:eastAsia="Times New Roman" w:hAnsi="Arial" w:cs="Arial"/><w:color w:val="404040"/><w:lang w:eastAsia="id-ID"/></w:rPr><w:t xml:space="preserve">, </w:t></w:r><w:r><w:rPr><w:rFonts w:ascii="Arial" w:eastAsia="Times New Roman" w:hAnsi="Arial" w:cs="Arial"/><w:color w:val="404040"/><w:lang w:eastAsia="id-ID"/></w:rPr><w:t>Peratura</w:t></w:r><w:r><w:rPr><w:rFonts w:ascii="Arial" w:eastAsia="Times New Roman" w:hAnsi="Arial" w:cs="Arial"/><w:color w:val="404040"/><w:lang w:eastAsia="id-ID"/></w:rPr><w:t>n K</w:t></w:r><w:r><w:rPr><w:rFonts w:ascii="Arial" w:eastAsia="Times New Roman" w:hAnsi="Arial" w:cs="Arial"/><w:color w:val="404040"/><w:lang w:eastAsia="id-ID"/></w:rPr><w:t>epala Badan Standar, Kurikulum, dan Asesmen Pendidikan Nomor 004/H/EP/2023 tentang Pedoman Pengelolaan Blangko Ijazah Pendidikan Dasar dan Menengah</w:t></w:r><w:r><w:rPr><w:rFonts w:ascii="Arial" w:hAnsi="Arial" w:cs="Arial"/><w:noProof/><w:lang w:val="en-US"/></w:rPr><w:t>, dengan ini siswa tersebut di atas dinyatakan:</w:t></w:r></w:p><w:p><w:pPr><w:tabs><w:tab w:val="left" w:pos="1320"/></w:tabs><w:spacing w:before="480" w:after="480" w:line="276" w:lineRule="auto"/><w:jc w:val="center"/><w:rPr><w:rFonts w:ascii="Arial" w:hAnsi="Arial" w:cs="Arial"/><w:b/><w:bCs/><w:noProof/><w:sz w:val="28"/><w:szCs w:val="28"/></w:rPr></w:pPr><w:r><w:rPr><w:rFonts w:ascii="Arial" w:hAnsi="Arial" w:cs="Arial"/><w:b/><w:bCs/><w:noProof/><w:sz w:val="28"/><w:szCs w:val="28"/></w:rPr><w:t>-------- LULUS --------</w:t></w:r></w:p><w:p><w:pPr><w:tabs><w:tab w:val="left" w:pos="1320"/></w:tabs><w:spacing w:before="360" w:line="276" w:lineRule="auto"/><w:jc w:val="both"/><w:rPr><w:rFonts w:ascii="Arial" w:hAnsi="Arial" w:cs="Arial"/><w:noProof/><w:lang w:val="en-US"/></w:rPr></w:pPr><w:r><w:rPr><w:rFonts w:ascii="Arial" w:hAnsi="Arial" w:cs="Arial"/><w:noProof/><w:lang w:val="en-US"/></w:rPr><w:t xml:space="preserve">dari sekolah dasar dengan rata-rata </w:t></w:r><w:r><w:rPr><w:rFonts w:ascii="Arial" w:hAnsi="Arial" w:cs="Arial"/><w:noProof/></w:rPr><w:t>n</w:t></w:r><w:r><w:rPr><w:rFonts w:ascii="Arial" w:hAnsi="Arial" w:cs="Arial"/><w:noProof/><w:lang w:val="en-US"/></w:rPr><w:t xml:space="preserve">ilai </w:t></w:r><w:r><w:rPr><w:rFonts w:ascii="Arial" w:hAnsi="Arial" w:cs="Arial"/><w:noProof/></w:rPr><w:t>i</w:t></w:r><w:r><w:rPr><w:rFonts w:ascii="Arial" w:hAnsi="Arial" w:cs="Arial"/><w:noProof/><w:lang w:val="en-US"/></w:rPr><w:t xml:space="preserve">jazah = </w:t></w:r><w:r><w:rPr><w:r><w:rPr><w:rFonts w:ascii="Times New Roman" w:hAnsi="Times New Roman" w:cs="Times New Roman"/><w:sz w:val="24"/><w:szCs w:val="24"/></w:rPr><w:t>{rerata}</w:t></w:r></w:p><w:p><w:pPr><w:pStyle w:val="NoSpacing"/><w:spacing w:before="120" w:line="276" w:lineRule="auto"/><w:rPr><w:rFonts w:ascii="Arial" w:hAnsi="Arial" w:cs="Arial"/><w:noProof/></w:rPr></w:pPr><w:r><w:rPr><w:rFonts w:ascii="Arial" w:hAnsi="Arial" w:cs="Arial"/><w:noProof/></w:rPr><w:t>Demikian surat keterangan ini dibuat, agar dapat dipergunakan sebagaimana mestinya.</w:t></w:r></w:p><w:p><w:pPr><w:pStyle w:val="NoSpacing"/><w:tabs><w:tab w:val="left" w:pos="6237"/><w:tab w:val="left" w:pos="7655"/><w:tab w:val="left" w:pos="7797"/></w:tabs><w:spacing w:before="480" w:line="276" w:lineRule="auto"/><w:rPr><w:rFonts w:ascii="Arial" w:hAnsi="Arial" w:cs="Arial"/><w:noProof/></w:rPr></w:pPr><w:r><w:rPr><w:rFonts w:ascii="Arial" w:hAnsi="Arial" w:cs="Arial"/><w:noProof/></w:rPr><w:tab/></w:r><w:r><w:rPr><w:rFonts w:ascii="Arial" w:hAnsi="Arial" w:cs="Arial"/><w:noProof/></w:rPr><w:t>Ditetapkan d</w:t></w:r><w:r><w:rPr><w:rFonts w:ascii="Arial" w:hAnsi="Arial" w:cs="Arial"/><w:noProof/><w:lang w:val="en-US"/></w:rPr><w:t>i</w:t></w:r><w:r><w:rPr><w:rFonts w:ascii="Arial" w:hAnsi="Arial" w:cs="Arial"/><w:noProof/></w:rPr><w:tab/></w:r><w:r><w:rPr><w:rFonts w:ascii="Arial" w:hAnsi="Arial" w:cs="Arial"/><w:noProof/></w:rPr><w:t xml:space="preserve">: </w:t></w:r><w:r><w:rPr><w:rFonts w:ascii="Arial" w:hAnsi="Arial" w:cs="Arial"/><w:noProof/><w:color w:val="EE0000"/></w:rPr><w:t>Depok</w:t></w:r></w:p><w:p><w:pPr><w:pStyle w:val="NoSpacing"/><w:tabs><w:tab w:val="left" w:pos="6237"/><w:tab w:val="left" w:pos="7655"/><w:tab w:val="left" w:pos="7797"/></w:tabs><w:spacing w:line="276" w:lineRule="auto"/><w:ind w:left="5040" w:firstLine="720"/><w:rPr><w:rFonts w:ascii="Arial" w:hAnsi="Arial" w:cs="Arial"/><w:noProof/></w:rPr></w:pPr><w:r><w:rPr><w:rFonts w:ascii="Arial" w:hAnsi="Arial" w:cs="Arial"/><w:noProof/></w:rPr><w:tab/></w:r><w:r><w:rPr><w:rFonts w:ascii="Arial" w:hAnsi="Arial" w:cs="Arial"/><w:noProof/></w:rPr><w:t>Pada Tanggal</w:t></w:r><w:r><w:rPr><w:rFonts w:ascii="Arial" w:hAnsi="Arial" w:cs="Arial"/><w:noProof/></w:rPr><w:tab/></w:r><w:r><w:rPr><w:rFonts w:ascii="Arial" w:hAnsi="Arial" w:cs="Arial"/><w:noProof/></w:rPr><w:t xml:space="preserve">: </w:t></w:r><w:r><w:rPr><w:rFonts w:ascii="Arial" w:hAnsi="Arial" w:cs="Arial"/><w:noProof/><w:color w:val="EE0000"/></w:rPr><w:t>2</w:t></w:r><w:r><w:rPr><w:rFonts w:ascii="Arial" w:hAnsi="Arial" w:cs="Arial"/><w:noProof/><w:color w:val="EE0000"/></w:rPr><w:t xml:space="preserve"> Juni 202</w:t></w:r><w:r><w:rPr><w:rFonts w:ascii="Arial" w:hAnsi="Arial" w:cs="Arial"/><w:noProof/><w:color w:val="EE0000"/></w:rPr><w:t>5</w:t></w:r></w:p><w:p><w:pPr><w:pStyle w:val="NoSpacing"/><w:tabs><w:tab w:val="left" w:pos="6237"/><w:tab w:val="left" w:pos="7655"/><w:tab w:val="left" w:pos="7797"/></w:tabs><w:spacing w:line="276" w:lineRule="auto"/><w:rPr><w:rFonts w:ascii="Arial" w:hAnsi="Arial" w:cs="Arial"/><w:noProof/></w:rPr></w:pPr><w:r><w:rPr><w:rFonts w:ascii="Arial" w:hAnsi="Arial" w:cs="Arial"/><w:noProof/></w:rPr><w:tab/></w:r><w:r><w:rPr><w:rFonts w:ascii="Arial" w:hAnsi="Arial" w:cs="Arial"/><w:noProof/></w:rPr><w:tab/></w:r><w:r><w:rPr><w:rFonts w:ascii="Arial" w:hAnsi="Arial" w:cs="Arial"/><w:noProof/></w:rPr><w:tab/></w:r><w:r><w:rPr><w:rFonts w:ascii="Arial" w:hAnsi="Arial" w:cs="Arial"/><w:noProof/></w:rPr><w:tab/></w:r><w:r><w:rPr><w:rFonts w:ascii="Arial" w:hAnsi="Arial" w:cs="Arial"/><w:noProof/></w:rPr><w:tab/></w:r><w:r><w:rPr><w:rFonts w:ascii="Arial" w:hAnsi="Arial" w:cs="Arial"/><w:noProof/></w:rPr><w:tab/></w:r><w:r><w:rPr><w:rFonts w:ascii="Arial" w:hAnsi="Arial" w:cs="Arial"/><w:noProof/></w:rPr><w:tab/></w:r></w:p><w:p><w:pPr><w:pStyle w:val="NoSpacing"/><w:tabs><w:tab w:val="left" w:pos="6237"/><w:tab w:val="left" w:pos="7655"/><w:tab w:val="left" w:pos="7797"/></w:tabs><w:spacing w:line="276" w:lineRule="auto"/><w:rPr><w:rFonts w:ascii="Arial" w:hAnsi="Arial" w:cs="Arial"/><w:noProof/></w:rPr></w:pPr><w:r><w:rPr><w:rFonts w:ascii="Arial" w:hAnsi="Arial" w:cs="Arial"/><w:noProof/></w:rPr><w:tab/></w:r></w:p><w:p><w:pPr><w:pStyle w:val="NoSpacing"/><w:tabs><w:tab w:val="left" w:pos="6237"/><w:tab w:val="left" w:pos="7655"/><w:tab w:val="left" w:pos="7797"/></w:tabs><w:spacing w:line="276" w:lineRule="auto"/><w:rPr><w:rFonts w:ascii="Arial" w:hAnsi="Arial" w:cs="Arial"/><w:noProof/></w:rPr></w:pPr></w:p><w:p><w:pPr><w:pStyle w:val="NoSpacing"/><w:tabs><w:tab w:val="left" w:pos="6237"/><w:tab w:val="left" w:pos="7655"/><w:tab w:val="left" w:pos="7797"/></w:tabs><w:spacing w:line="276" w:lineRule="auto"/><w:ind w:left="5245"/><w:rPr><w:rFonts w:ascii="Arial" w:hAnsi="Arial" w:cs="Arial"/><w:sz w:val="22"/><w:szCs w:val="22"/><w:u w:val="single"/><w:lang w:val="en-US"/></w:rPr></w:pPr><w:r><w:rPr><w:rFonts w:ascii="Arial" w:hAnsi="Arial" w:cs="Arial"/><w:noProof/></w:rPr><w:tab/></w:r><w:r><w:rPr><w:rFonts w:ascii="Arial" w:hAnsi="Arial" w:cs="Arial"/><w:sz w:val="22"/><w:szCs w:val="22"/><w:u w:val="single"/></w:rPr><w:t>Mudzakkir Walad</w:t></w:r><w:r><w:rPr><w:rFonts w:ascii="Arial" w:hAnsi="Arial" w:cs="Arial"/><w:sz w:val="22"/><w:szCs w:val="22"/><w:u w:val="single"/><w:lang w:val="en-US"/></w:rPr><w:t xml:space="preserve">, </w:t></w:r><w:r><w:rPr><w:rFonts w:ascii="Arial" w:hAnsi="Arial" w:cs="Arial"/><w:sz w:val="22"/><w:szCs w:val="22"/><w:u w:val="single"/></w:rPr><w:t>S</w:t></w:r><w:r><w:rPr><w:rFonts w:ascii="Arial" w:hAnsi="Arial" w:cs="Arial"/><w:sz w:val="22"/><w:szCs w:val="22"/><w:u w:val="single"/><w:lang w:val="en-US"/></w:rPr><w:t>.Pd</w:t></w:r></w:p><w:p><w:pPr><w:pStyle w:val="NoSpacing"/><w:tabs><w:tab w:val="left" w:pos="6237"/><w:tab w:val="left" w:pos="7655"/><w:tab w:val="left" w:pos="7797"/></w:tabs><w:spacing w:line="276" w:lineRule="auto"/><w:ind w:left="5245" w:firstLine="515"/></w:pPr><w:r><w:rPr><w:rFonts w:ascii="Arial" w:hAnsi="Arial" w:cs="Arial"/><w:sz w:val="22"/><w:szCs w:val="22"/><w:lang w:val="en-US"/></w:rPr><w:tab/></w:r><w:r><w:rPr><w:rFonts w:ascii="Arial" w:hAnsi="Arial" w:cs="Arial"/><w:sz w:val="22"/><w:szCs w:val="22"/><w:lang w:val="en-US"/></w:rPr><w:t>NBM. 116732</w:t></w:r><w:r><w:rPr><w:rFonts w:ascii="Arial" w:hAnsi="Arial" w:cs="Arial"/><w:sz w:val="22"/><w:szCs w:val="22"/></w:rPr><w:t>7</w:t></w:r></w:p><w:sectPr><w:headerReference w:type="default" r:id="rId8"/><w:pgSz w:w="11906" w:h="16838" w:code="9"/><w:pgMar w:top="2994" w:right="851" w:bottom="1440" w:left="851" w:header="709" w:footer="709" w:gutter="0"/><w:cols w:space="708"/><w:docGrid w:linePitch="360"/></w:sectPr></w:body></w:document>
 </file>
 
 <file path=word/endnotes.xml><?xml version="1.0" encoding="utf-8"?>
